--- a/public/templates/applications/application.docx
+++ b/public/templates/applications/application.docx
@@ -24,7 +24,7 @@
           <w:sz w:val="20"/>
           <w:szCs w:val="20"/>
         </w:rPr>
-        <w:t>от</w:t>
+        <w:t xml:space="preserve">от {{fio}}, {{personal.birthDate}} г.р.</w:t>
       </w:r>
     </w:p>
     <w:p>
@@ -46,12 +46,13 @@
           <w:sz w:val="20"/>
           <w:szCs w:val="20"/>
         </w:rPr>
-        <w:t xml:space="preserve">Фамилия {{personal.lastName}}</w:t>
-      </w:r>
-      <w:r>
-        <w:rPr>
-          <w:sz w:val="20"/>
-          <w:szCs w:val="20"/>
+        <w:t>Фамилия</w:t>
+      </w:r>
+      <w:r>
+        <w:rPr>
+          <w:sz w:val="20"/>
+          <w:szCs w:val="20"/>
+          <w:u w:val="single"/>
         </w:rPr>
         <w:tab/>
       </w:r>
@@ -60,12 +61,13 @@
           <w:sz w:val="20"/>
           <w:szCs w:val="20"/>
         </w:rPr>
-        <w:t xml:space="preserve"> Имя {{personal.firstName}}</w:t>
-      </w:r>
-      <w:r>
-        <w:rPr>
-          <w:sz w:val="20"/>
-          <w:szCs w:val="20"/>
+        <w:t xml:space="preserve"> Имя</w:t>
+      </w:r>
+      <w:r>
+        <w:rPr>
+          <w:sz w:val="20"/>
+          <w:szCs w:val="20"/>
+          <w:u w:val="single"/>
         </w:rPr>
         <w:tab/>
       </w:r>
@@ -74,12 +76,13 @@
           <w:sz w:val="20"/>
           <w:szCs w:val="20"/>
         </w:rPr>
-        <w:t xml:space="preserve"> Отчество {{personal.middleName}}</w:t>
-      </w:r>
-      <w:r>
-        <w:rPr>
-          <w:sz w:val="20"/>
-          <w:szCs w:val="20"/>
+        <w:t xml:space="preserve"> Отчество</w:t>
+      </w:r>
+      <w:r>
+        <w:rPr>
+          <w:sz w:val="20"/>
+          <w:szCs w:val="20"/>
+          <w:u w:val="single"/>
         </w:rPr>
         <w:tab/>
       </w:r>
@@ -88,12 +91,27 @@
           <w:sz w:val="20"/>
           <w:szCs w:val="20"/>
         </w:rPr>
-        <w:t xml:space="preserve"> Дата рождения {{personal.birthDate}}</w:t>
-      </w:r>
-      <w:r>
-        <w:rPr>
-          <w:sz w:val="20"/>
-          <w:szCs w:val="20"/>
+        <w:t xml:space="preserve"> Дата</w:t>
+      </w:r>
+      <w:r>
+        <w:rPr>
+          <w:sz w:val="20"/>
+          <w:szCs w:val="20"/>
+        </w:rPr>
+        <w:t xml:space="preserve"> </w:t>
+      </w:r>
+      <w:r>
+        <w:rPr>
+          <w:sz w:val="20"/>
+          <w:szCs w:val="20"/>
+        </w:rPr>
+        <w:t>рождения</w:t>
+      </w:r>
+      <w:r>
+        <w:rPr>
+          <w:sz w:val="20"/>
+          <w:szCs w:val="20"/>
+          <w:u w:val="single"/>
         </w:rPr>
         <w:tab/>
       </w:r>
@@ -998,7 +1016,7 @@
           <w:sz w:val="20"/>
           <w:szCs w:val="20"/>
         </w:rPr>
-        <w:t xml:space="preserve">Тип населенного пункта:                       город   □,                                          сельский населенный пункт   □.  (выбрано: {{personal.settlementType}})</w:t>
+        <w:t xml:space="preserve">Тип населенного пункта:                       город   {{personal.cityBox}},                                          сельский населенный пункт   {{personal.ruralBox}}.</w:t>
       </w:r>
     </w:p>
     <w:p>
@@ -2879,13 +2897,12 @@
           <w:sz w:val="20"/>
           <w:szCs w:val="20"/>
         </w:rPr>
-        <w:t>Серия</w:t>
-      </w:r>
-      <w:r>
-        <w:rPr>
-          <w:sz w:val="20"/>
-          <w:szCs w:val="20"/>
-          <w:u w:val="single"/>
+        <w:t xml:space="preserve">Серия {{education.documentSeries}} № {{education.documentNumber}}</w:t>
+      </w:r>
+      <w:r>
+        <w:rPr>
+          <w:sz w:val="20"/>
+          <w:szCs w:val="20"/>
         </w:rPr>
         <w:tab/>
       </w:r>
@@ -2894,71 +2911,7 @@
           <w:sz w:val="20"/>
           <w:szCs w:val="20"/>
         </w:rPr>
-        <w:t>№</w:t>
-      </w:r>
-      <w:r>
-        <w:rPr>
-          <w:sz w:val="20"/>
-          <w:szCs w:val="20"/>
-          <w:u w:val="single"/>
-        </w:rPr>
-        <w:tab/>
-      </w:r>
-      <w:r>
-        <w:rPr>
-          <w:sz w:val="20"/>
-          <w:szCs w:val="20"/>
-        </w:rPr>
-        <w:t>,</w:t>
-      </w:r>
-      <w:r>
-        <w:rPr>
-          <w:sz w:val="20"/>
-          <w:szCs w:val="20"/>
-        </w:rPr>
-        <w:t xml:space="preserve"> </w:t>
-      </w:r>
-      <w:r>
-        <w:rPr>
-          <w:sz w:val="20"/>
-          <w:szCs w:val="20"/>
-        </w:rPr>
-        <w:t>дата</w:t>
-      </w:r>
-      <w:r>
-        <w:rPr>
-          <w:sz w:val="20"/>
-          <w:szCs w:val="20"/>
-        </w:rPr>
-        <w:t xml:space="preserve"> </w:t>
-      </w:r>
-      <w:r>
-        <w:rPr>
-          <w:sz w:val="20"/>
-          <w:szCs w:val="20"/>
-        </w:rPr>
-        <w:t>выдачи</w:t>
-      </w:r>
-      <w:r>
-        <w:rPr>
-          <w:sz w:val="20"/>
-          <w:szCs w:val="20"/>
-        </w:rPr>
-        <w:t>_________</w:t>
-      </w:r>
-      <w:r>
-        <w:rPr>
-          <w:sz w:val="20"/>
-          <w:szCs w:val="20"/>
-        </w:rPr>
-        <w:t>______________</w:t>
-      </w:r>
-      <w:r>
-        <w:rPr>
-          <w:sz w:val="20"/>
-          <w:szCs w:val="20"/>
-        </w:rPr>
-        <w:t>___</w:t>
+        <w:t xml:space="preserve">, дата выдачи {{education.documentDate}}</w:t>
       </w:r>
     </w:p>
     <w:p>

--- a/public/templates/applications/application.docx
+++ b/public/templates/applications/application.docx
@@ -24,7 +24,7 @@
           <w:sz w:val="20"/>
           <w:szCs w:val="20"/>
         </w:rPr>
-        <w:t xml:space="preserve">от {{fio}}, {{personal.birthDate}} г.р.</w:t>
+        <w:t>от</w:t>
       </w:r>
     </w:p>
     <w:p>
@@ -46,13 +46,12 @@
           <w:sz w:val="20"/>
           <w:szCs w:val="20"/>
         </w:rPr>
-        <w:t>Фамилия</w:t>
-      </w:r>
-      <w:r>
-        <w:rPr>
-          <w:sz w:val="20"/>
-          <w:szCs w:val="20"/>
-          <w:u w:val="single"/>
+        <w:t xml:space="preserve">Фамилия {{personal.lastName}}</w:t>
+      </w:r>
+      <w:r>
+        <w:rPr>
+          <w:sz w:val="20"/>
+          <w:szCs w:val="20"/>
         </w:rPr>
         <w:tab/>
       </w:r>
@@ -61,13 +60,12 @@
           <w:sz w:val="20"/>
           <w:szCs w:val="20"/>
         </w:rPr>
-        <w:t xml:space="preserve"> Имя</w:t>
-      </w:r>
-      <w:r>
-        <w:rPr>
-          <w:sz w:val="20"/>
-          <w:szCs w:val="20"/>
-          <w:u w:val="single"/>
+        <w:t xml:space="preserve"> Имя {{personal.firstName}}</w:t>
+      </w:r>
+      <w:r>
+        <w:rPr>
+          <w:sz w:val="20"/>
+          <w:szCs w:val="20"/>
         </w:rPr>
         <w:tab/>
       </w:r>
@@ -76,13 +74,12 @@
           <w:sz w:val="20"/>
           <w:szCs w:val="20"/>
         </w:rPr>
-        <w:t xml:space="preserve"> Отчество</w:t>
-      </w:r>
-      <w:r>
-        <w:rPr>
-          <w:sz w:val="20"/>
-          <w:szCs w:val="20"/>
-          <w:u w:val="single"/>
+        <w:t xml:space="preserve"> Отчество {{personal.middleName}}</w:t>
+      </w:r>
+      <w:r>
+        <w:rPr>
+          <w:sz w:val="20"/>
+          <w:szCs w:val="20"/>
         </w:rPr>
         <w:tab/>
       </w:r>
@@ -91,27 +88,12 @@
           <w:sz w:val="20"/>
           <w:szCs w:val="20"/>
         </w:rPr>
-        <w:t xml:space="preserve"> Дата</w:t>
-      </w:r>
-      <w:r>
-        <w:rPr>
-          <w:sz w:val="20"/>
-          <w:szCs w:val="20"/>
-        </w:rPr>
-        <w:t xml:space="preserve"> </w:t>
-      </w:r>
-      <w:r>
-        <w:rPr>
-          <w:sz w:val="20"/>
-          <w:szCs w:val="20"/>
-        </w:rPr>
-        <w:t>рождения</w:t>
-      </w:r>
-      <w:r>
-        <w:rPr>
-          <w:sz w:val="20"/>
-          <w:szCs w:val="20"/>
-          <w:u w:val="single"/>
+        <w:t xml:space="preserve"> Дата рождения {{personal.birthDate}}</w:t>
+      </w:r>
+      <w:r>
+        <w:rPr>
+          <w:sz w:val="20"/>
+          <w:szCs w:val="20"/>
         </w:rPr>
         <w:tab/>
       </w:r>
@@ -1210,7 +1192,21 @@
                 <w:b/>
                 <w:sz w:val="18"/>
               </w:rPr>
-              <w:t xml:space="preserve">Наименование специальности: {{conditions.specialtyCode}} {{conditions.specialty}}</w:t>
+              <w:t>Наименование</w:t>
+            </w:r>
+            <w:r>
+              <w:rPr>
+                <w:b/>
+                <w:sz w:val="18"/>
+              </w:rPr>
+              <w:t xml:space="preserve"> </w:t>
+            </w:r>
+            <w:r>
+              <w:rPr>
+                <w:b/>
+                <w:sz w:val="18"/>
+              </w:rPr>
+              <w:t>специальности</w:t>
             </w:r>
           </w:p>
         </w:tc>
@@ -1243,7 +1239,46 @@
                 <w:b/>
                 <w:sz w:val="18"/>
               </w:rPr>
-              <w:t xml:space="preserve">Форма обучения (очная/заочная): {{conditions.educationForm}}</w:t>
+              <w:t>Форма</w:t>
+            </w:r>
+            <w:r>
+              <w:rPr>
+                <w:b/>
+                <w:sz w:val="18"/>
+              </w:rPr>
+              <w:t xml:space="preserve"> </w:t>
+            </w:r>
+            <w:r>
+              <w:rPr>
+                <w:b/>
+                <w:spacing w:val="-1"/>
+                <w:sz w:val="18"/>
+              </w:rPr>
+              <w:t>обучения</w:t>
+            </w:r>
+            <w:r>
+              <w:rPr>
+                <w:b/>
+                <w:spacing w:val="-1"/>
+                <w:sz w:val="18"/>
+              </w:rPr>
+              <w:t xml:space="preserve"> (очная</w:t>
+            </w:r>
+            <w:r>
+              <w:rPr>
+                <w:b/>
+                <w:spacing w:val="-1"/>
+                <w:sz w:val="18"/>
+              </w:rPr>
+              <w:t>/заочная</w:t>
+            </w:r>
+            <w:r>
+              <w:rPr>
+                <w:b/>
+                <w:spacing w:val="-1"/>
+                <w:sz w:val="18"/>
+              </w:rPr>
+              <w:t>)</w:t>
             </w:r>
           </w:p>
         </w:tc>
@@ -1276,7 +1311,42 @@
                 <w:b/>
                 <w:sz w:val="18"/>
               </w:rPr>
-              <w:t xml:space="preserve">Основание поступления (бюджет/договор): {{conditions.fundingBasis}}</w:t>
+              <w:t>Основание</w:t>
+            </w:r>
+            <w:r>
+              <w:rPr>
+                <w:b/>
+                <w:sz w:val="18"/>
+              </w:rPr>
+              <w:t xml:space="preserve"> </w:t>
+            </w:r>
+            <w:r>
+              <w:rPr>
+                <w:b/>
+                <w:sz w:val="18"/>
+              </w:rPr>
+              <w:t>поступления</w:t>
+            </w:r>
+            <w:r>
+              <w:rPr>
+                <w:b/>
+                <w:sz w:val="18"/>
+              </w:rPr>
+              <w:t xml:space="preserve"> </w:t>
+            </w:r>
+            <w:r>
+              <w:rPr>
+                <w:b/>
+                <w:sz w:val="18"/>
+              </w:rPr>
+              <w:t>(бюджет/договор</w:t>
+            </w:r>
+            <w:r>
+              <w:rPr>
+                <w:b/>
+                <w:sz w:val="18"/>
+              </w:rPr>
+              <w:t>)</w:t>
             </w:r>
           </w:p>
         </w:tc>
@@ -1309,7 +1379,50 @@
                 <w:b/>
                 <w:sz w:val="18"/>
               </w:rPr>
-              <w:t xml:space="preserve">На базе основного/ среднего общего образования: {{conditions.baseEducation}} кл.</w:t>
+              <w:t xml:space="preserve">На базе </w:t>
+            </w:r>
+            <w:r>
+              <w:rPr>
+                <w:b/>
+                <w:sz w:val="18"/>
+              </w:rPr>
+              <w:t>основного</w:t>
+            </w:r>
+            <w:r>
+              <w:rPr>
+                <w:b/>
+                <w:sz w:val="18"/>
+              </w:rPr>
+              <w:t>/</w:t>
+            </w:r>
+            <w:r>
+              <w:rPr>
+                <w:b/>
+                <w:sz w:val="18"/>
+              </w:rPr>
+              <w:t xml:space="preserve"> среднего</w:t>
+            </w:r>
+            <w:r>
+              <w:rPr>
+                <w:b/>
+                <w:sz w:val="18"/>
+              </w:rPr>
+              <w:t xml:space="preserve"> </w:t>
+            </w:r>
+            <w:r>
+              <w:rPr>
+                <w:b/>
+                <w:sz w:val="18"/>
+              </w:rPr>
+              <w:t xml:space="preserve">общего </w:t>
+            </w:r>
+            <w:r>
+              <w:rPr>
+                <w:b/>
+                <w:spacing w:val="-1"/>
+                <w:sz w:val="18"/>
+              </w:rPr>
+              <w:t>образования</w:t>
             </w:r>
           </w:p>
         </w:tc>
@@ -1330,6 +1443,9 @@
                 <w:sz w:val="16"/>
               </w:rPr>
             </w:pPr>
+            <w:r>
+              <w:t xml:space="preserve">{{conditions.specialtyCode}} {{conditions.specialty}}</w:t>
+            </w:r>
           </w:p>
         </w:tc>
         <w:tc>
@@ -1344,6 +1460,9 @@
                 <w:sz w:val="16"/>
               </w:rPr>
             </w:pPr>
+            <w:r>
+              <w:t xml:space="preserve">{{conditions.educationForm}}</w:t>
+            </w:r>
           </w:p>
         </w:tc>
         <w:tc>
@@ -1358,6 +1477,9 @@
                 <w:sz w:val="16"/>
               </w:rPr>
             </w:pPr>
+            <w:r>
+              <w:t xml:space="preserve">{{conditions.fundingBasis}}</w:t>
+            </w:r>
           </w:p>
         </w:tc>
         <w:tc>
@@ -1372,6 +1494,9 @@
                 <w:sz w:val="16"/>
               </w:rPr>
             </w:pPr>
+            <w:r>
+              <w:t xml:space="preserve">{{conditions.baseEducation}} кл.</w:t>
+            </w:r>
           </w:p>
         </w:tc>
       </w:tr>
@@ -3747,7 +3872,7 @@
           <w:sz w:val="20"/>
           <w:szCs w:val="20"/>
         </w:rPr>
-        <w:t xml:space="preserve">     да</w:t>
+        <w:t xml:space="preserve"> {{conditions.dormAnswer}}</w:t>
       </w:r>
     </w:p>
     <w:p>

--- a/public/templates/applications/application.docx
+++ b/public/templates/applications/application.docx
@@ -24,7 +24,7 @@
           <w:sz w:val="20"/>
           <w:szCs w:val="20"/>
         </w:rPr>
-        <w:t>от</w:t>
+        <w:t xml:space="preserve">от {{fio}}, {{personal.birthDate}} г.р.</w:t>
       </w:r>
     </w:p>
     <w:p>
@@ -41,62 +41,6 @@
           <w:szCs w:val="20"/>
         </w:rPr>
       </w:pPr>
-      <w:r>
-        <w:rPr>
-          <w:sz w:val="20"/>
-          <w:szCs w:val="20"/>
-        </w:rPr>
-        <w:t xml:space="preserve">Фамилия {{personal.lastName}}</w:t>
-      </w:r>
-      <w:r>
-        <w:rPr>
-          <w:sz w:val="20"/>
-          <w:szCs w:val="20"/>
-        </w:rPr>
-        <w:tab/>
-      </w:r>
-      <w:r>
-        <w:rPr>
-          <w:sz w:val="20"/>
-          <w:szCs w:val="20"/>
-        </w:rPr>
-        <w:t xml:space="preserve"> Имя {{personal.firstName}}</w:t>
-      </w:r>
-      <w:r>
-        <w:rPr>
-          <w:sz w:val="20"/>
-          <w:szCs w:val="20"/>
-        </w:rPr>
-        <w:tab/>
-      </w:r>
-      <w:r>
-        <w:rPr>
-          <w:sz w:val="20"/>
-          <w:szCs w:val="20"/>
-        </w:rPr>
-        <w:t xml:space="preserve"> Отчество {{personal.middleName}}</w:t>
-      </w:r>
-      <w:r>
-        <w:rPr>
-          <w:sz w:val="20"/>
-          <w:szCs w:val="20"/>
-        </w:rPr>
-        <w:tab/>
-      </w:r>
-      <w:r>
-        <w:rPr>
-          <w:sz w:val="20"/>
-          <w:szCs w:val="20"/>
-        </w:rPr>
-        <w:t xml:space="preserve"> Дата рождения {{personal.birthDate}}</w:t>
-      </w:r>
-      <w:r>
-        <w:rPr>
-          <w:sz w:val="20"/>
-          <w:szCs w:val="20"/>
-        </w:rPr>
-        <w:tab/>
-      </w:r>
     </w:p>
     <w:p>
       <w:pPr>
